--- a/docs/Handover_Summary.docx
+++ b/docs/Handover_Summary.docx
@@ -273,7 +273,7 @@
                 <w:rStyle w:val="VerbatimChar"/>
                 <w:sz w:val="19"/>
               </w:rPr>
-              <w:t xml:space="preserve">docs/SOP_Build_and_Use.md</w:t>
+              <w:t xml:space="preserve">docs/SOP_Build_and_Use.docx</w:t>
             </w:r>
             <w:r>
               <w:rPr>
@@ -285,7 +285,7 @@
               <w:rPr>
                 <w:sz w:val="19"/>
               </w:rPr>
-              <w:t xml:space="preserve">(+</w:t>
+              <w:t xml:space="preserve">(master;</w:t>
             </w:r>
             <w:r>
               <w:rPr>
@@ -298,13 +298,19 @@
                 <w:rStyle w:val="VerbatimChar"/>
                 <w:sz w:val="19"/>
               </w:rPr>
-              <w:t xml:space="preserve">.docx</w:t>
+              <w:t xml:space="preserve">.md</w:t>
             </w:r>
             <w:r>
               <w:rPr>
                 <w:sz w:val="19"/>
               </w:rPr>
-              <w:t xml:space="preserve">)</w:t>
+              <w:t xml:space="preserve"> </w:t>
+            </w:r>
+            <w:r>
+              <w:rPr>
+                <w:sz w:val="19"/>
+              </w:rPr>
+              <w:t xml:space="preserve">mirror)</w:t>
             </w:r>
           </w:p>
         </w:tc>
@@ -611,7 +617,7 @@
         <w:rPr>
           <w:rStyle w:val="VerbatimChar"/>
         </w:rPr>
-        <w:t xml:space="preserve">docs/build_docs.sh                   regenerates the .docx files from Markdown</w:t>
+        <w:t xml:space="preserve">docs/build_docs.sh                   regenerates the design-decisions and handover .docx from Markdown</w:t>
       </w:r>
     </w:p>
     <w:bookmarkEnd w:id="22"/>
@@ -651,16 +657,6 @@
       <w:r>
         <w:t xml:space="preserve">identified, labelled and replaced.</w:t>
       </w:r>
-      <w:r>
-        <w:t xml:space="preserve"> </w:t>
-      </w:r>
-      <w:r>
-        <w:rPr>
-          <w:bCs/>
-          <w:b/>
-        </w:rPr>
-        <w:t xml:space="preserve">[TO FILL: which board]</w:t>
-      </w:r>
     </w:p>
     <w:p>
       <w:pPr>
@@ -720,7 +716,13 @@
         <w:t xml:space="preserve"> </w:t>
       </w:r>
       <w:r>
-        <w:t xml:space="preserve">the report cannot be regenerated. Set up a data store before the next test.</w:t>
+        <w:t xml:space="preserve">the report cannot be regenerated. Plan data storage once testing moves</w:t>
+      </w:r>
+      <w:r>
+        <w:t xml:space="preserve"> </w:t>
+      </w:r>
+      <w:r>
+        <w:t xml:space="preserve">beyond the preliminary stage.</w:t>
       </w:r>
     </w:p>
     <w:p>
@@ -736,35 +738,34 @@
           <w:bCs/>
           <w:b/>
         </w:rPr>
-        <w:t xml:space="preserve">Physical build details not recorded.</w:t>
-      </w:r>
-      <w:r>
-        <w:t xml:space="preserve"> </w:t>
-      </w:r>
-      <w:r>
-        <w:t xml:space="preserve">Case model, wire gauge/length,</w:t>
-      </w:r>
-      <w:r>
-        <w:t xml:space="preserve"> </w:t>
-      </w:r>
-      <w:r>
-        <w:t xml:space="preserve">strain relief and a leg-mounting method are placeholders (</w:t>
-      </w:r>
-      <w:r>
-        <w:rPr>
-          <w:bCs/>
-          <w:b/>
-        </w:rPr>
-        <w:t xml:space="preserve">[TO FILL]</w:t>
-      </w:r>
-      <w:r>
-        <w:t xml:space="preserve">) in</w:t>
-      </w:r>
-      <w:r>
-        <w:t xml:space="preserve"> </w:t>
-      </w:r>
-      <w:r>
-        <w:t xml:space="preserve">the SOP.</w:t>
+        <w:t xml:space="preserve">Case design file not in the repository.</w:t>
+      </w:r>
+      <w:r>
+        <w:t xml:space="preserve"> </w:t>
+      </w:r>
+      <w:r>
+        <w:t xml:space="preserve">The SOP uses a custom 3-D printed</w:t>
+      </w:r>
+      <w:r>
+        <w:t xml:space="preserve"> </w:t>
+      </w:r>
+      <w:r>
+        <w:t xml:space="preserve">case (</w:t>
+      </w:r>
+      <w:r>
+        <w:rPr>
+          <w:rStyle w:val="VerbatimChar"/>
+        </w:rPr>
+        <w:t xml:space="preserve">DualIMU_Goniometer.STL</w:t>
+      </w:r>
+      <w:r>
+        <w:t xml:space="preserve">) and elastic straps; the STL file should be</w:t>
+      </w:r>
+      <w:r>
+        <w:t xml:space="preserve"> </w:t>
+      </w:r>
+      <w:r>
+        <w:t xml:space="preserve">added to the repository so the case can be reprinted.</w:t>
       </w:r>
     </w:p>
     <w:p>
@@ -994,7 +995,13 @@
         <w:pStyle w:val="Compact"/>
       </w:pPr>
       <w:r>
-        <w:t xml:space="preserve">Define and document an on-body mounting method; complete the SOP placeholders.</w:t>
+        <w:t xml:space="preserve">Try the strap placement in the SOP on a person and refine it if the boards</w:t>
+      </w:r>
+      <w:r>
+        <w:t xml:space="preserve"> </w:t>
+      </w:r>
+      <w:r>
+        <w:t xml:space="preserve">shift during movement.</w:t>
       </w:r>
     </w:p>
     <w:p>
@@ -1139,7 +1146,13 @@
         <w:pStyle w:val="Compact"/>
       </w:pPr>
       <w:r>
-        <w:t xml:space="preserve">Regenerate the Word copies after editing the Markdown:</w:t>
+        <w:t xml:space="preserve">Regenerate the design-decisions and handover Word copies after editing their</w:t>
+      </w:r>
+      <w:r>
+        <w:t xml:space="preserve"> </w:t>
+      </w:r>
+      <w:r>
+        <w:t xml:space="preserve">Markdown:</w:t>
       </w:r>
       <w:r>
         <w:t xml:space="preserve"> </w:t>
@@ -1151,7 +1164,7 @@
         <w:t xml:space="preserve">bash docs/build_docs.sh</w:t>
       </w:r>
       <w:r>
-        <w:t xml:space="preserve">.</w:t>
+        <w:t xml:space="preserve">. The SOP is edited in Word directly.</w:t>
       </w:r>
     </w:p>
     <w:bookmarkEnd w:id="25"/>

--- a/docs/Handover_Summary.docx
+++ b/docs/Handover_Summary.docx
@@ -619,6 +619,15 @@
         </w:rPr>
         <w:t xml:space="preserve">docs/build_docs.sh                   regenerates the design-decisions and handover .docx from Markdown</w:t>
       </w:r>
+      <w:r>
+        <w:br/>
+      </w:r>
+      <w:r>
+        <w:rPr>
+          <w:rStyle w:val="VerbatimChar"/>
+        </w:rPr>
+        <w:t xml:space="preserve">.github/workflows/release.yml        builds KneeGoniometerGUI.exe (Windows GUI) on a v* tag</w:t>
+      </w:r>
     </w:p>
     <w:bookmarkEnd w:id="22"/>
     <w:bookmarkStart w:id="23" w:name="open-issues"/>
@@ -1119,22 +1128,64 @@
         <w:pStyle w:val="Compact"/>
       </w:pPr>
       <w:r>
-        <w:t xml:space="preserve">Tag the handed-over commit (e.g. </w:t>
+        <w:t xml:space="preserve">Tag the handed-over commit with a version tag (e.g. </w:t>
       </w:r>
       <w:r>
         <w:rPr>
           <w:rStyle w:val="VerbatimChar"/>
         </w:rPr>
-        <w:t xml:space="preserve">v0.1-handover</w:t>
-      </w:r>
-      <w:r>
-        <w:t xml:space="preserve">) so the firmware, software and</w:t>
-      </w:r>
-      <w:r>
-        <w:t xml:space="preserve"> </w:t>
-      </w:r>
-      <w:r>
-        <w:t xml:space="preserve">documents can be referenced together.</w:t>
+        <w:t xml:space="preserve">git tag v1.0.0</w:t>
+      </w:r>
+      <w:r>
+        <w:t xml:space="preserve"> </w:t>
+      </w:r>
+      <w:r>
+        <w:t xml:space="preserve">then</w:t>
+      </w:r>
+      <w:r>
+        <w:t xml:space="preserve"> </w:t>
+      </w:r>
+      <w:r>
+        <w:rPr>
+          <w:rStyle w:val="VerbatimChar"/>
+        </w:rPr>
+        <w:t xml:space="preserve">git push origin v1.0.0</w:t>
+      </w:r>
+      <w:r>
+        <w:t xml:space="preserve">). This references the firmware, software and documents</w:t>
+      </w:r>
+      <w:r>
+        <w:t xml:space="preserve"> </w:t>
+      </w:r>
+      <w:r>
+        <w:t xml:space="preserve">together, and the release workflow publishes</w:t>
+      </w:r>
+      <w:r>
+        <w:t xml:space="preserve"> </w:t>
+      </w:r>
+      <w:r>
+        <w:rPr>
+          <w:rStyle w:val="VerbatimChar"/>
+        </w:rPr>
+        <w:t xml:space="preserve">KneeGoniometerGUI.exe</w:t>
+      </w:r>
+      <w:r>
+        <w:t xml:space="preserve"> </w:t>
+      </w:r>
+      <w:r>
+        <w:t xml:space="preserve">on the</w:t>
+      </w:r>
+      <w:r>
+        <w:t xml:space="preserve"> </w:t>
+      </w:r>
+      <w:r>
+        <w:t xml:space="preserve">Releases page, which the SOP (§4.3) tells users to download. Until a tag is</w:t>
+      </w:r>
+      <w:r>
+        <w:t xml:space="preserve"> </w:t>
+      </w:r>
+      <w:r>
+        <w:t xml:space="preserve">pushed, the Releases page is empty.</w:t>
       </w:r>
     </w:p>
     <w:p>

--- a/docs/Handover_Summary.docx
+++ b/docs/Handover_Summary.docx
@@ -1128,19 +1128,26 @@
         <w:pStyle w:val="Compact"/>
       </w:pPr>
       <w:r>
-        <w:t xml:space="preserve">Tag the handed-over commit with a version tag (e.g. </w:t>
+        <w:rPr>
+          <w:bCs/>
+          <w:b/>
+        </w:rPr>
+        <w:t xml:space="preserve">GUI release:</w:t>
+      </w:r>
+      <w:r>
+        <w:t xml:space="preserve"> </w:t>
       </w:r>
       <w:r>
         <w:rPr>
           <w:rStyle w:val="VerbatimChar"/>
         </w:rPr>
-        <w:t xml:space="preserve">git tag v1.0.0</w:t>
-      </w:r>
-      <w:r>
-        <w:t xml:space="preserve"> </w:t>
-      </w:r>
-      <w:r>
-        <w:t xml:space="preserve">then</w:t>
+        <w:t xml:space="preserve">v1.0.0</w:t>
+      </w:r>
+      <w:r>
+        <w:t xml:space="preserve"> </w:t>
+      </w:r>
+      <w:r>
+        <w:t xml:space="preserve">is published with</w:t>
       </w:r>
       <w:r>
         <w:t xml:space="preserve"> </w:t>
@@ -1149,16 +1156,19 @@
         <w:rPr>
           <w:rStyle w:val="VerbatimChar"/>
         </w:rPr>
-        <w:t xml:space="preserve">git push origin v1.0.0</w:t>
-      </w:r>
-      <w:r>
-        <w:t xml:space="preserve">). This references the firmware, software and documents</w:t>
-      </w:r>
-      <w:r>
-        <w:t xml:space="preserve"> </w:t>
-      </w:r>
-      <w:r>
-        <w:t xml:space="preserve">together, and the release workflow publishes</w:t>
+        <w:t xml:space="preserve">KneeGoniometerGUI.exe</w:t>
+      </w:r>
+      <w:r>
+        <w:t xml:space="preserve"> </w:t>
+      </w:r>
+      <w:r>
+        <w:t xml:space="preserve">on the</w:t>
+      </w:r>
+      <w:r>
+        <w:t xml:space="preserve"> </w:t>
+      </w:r>
+      <w:r>
+        <w:t xml:space="preserve">Releases page (tag on</w:t>
       </w:r>
       <w:r>
         <w:t xml:space="preserve"> </w:t>
@@ -1167,25 +1177,49 @@
         <w:rPr>
           <w:rStyle w:val="VerbatimChar"/>
         </w:rPr>
-        <w:t xml:space="preserve">KneeGoniometerGUI.exe</w:t>
-      </w:r>
-      <w:r>
-        <w:t xml:space="preserve"> </w:t>
-      </w:r>
-      <w:r>
-        <w:t xml:space="preserve">on the</w:t>
-      </w:r>
-      <w:r>
-        <w:t xml:space="preserve"> </w:t>
-      </w:r>
-      <w:r>
-        <w:t xml:space="preserve">Releases page, which the SOP (§4.3) tells users to download. Until a tag is</w:t>
-      </w:r>
-      <w:r>
-        <w:t xml:space="preserve"> </w:t>
-      </w:r>
-      <w:r>
-        <w:t xml:space="preserve">pushed, the Releases page is empty.</w:t>
+        <w:t xml:space="preserve">main</w:t>
+      </w:r>
+      <w:r>
+        <w:t xml:space="preserve"> </w:t>
+      </w:r>
+      <w:r>
+        <w:t xml:space="preserve">at the handover). To publish a changed GUI, follow</w:t>
+      </w:r>
+      <w:r>
+        <w:t xml:space="preserve"> </w:t>
+      </w:r>
+      <w:r>
+        <w:t xml:space="preserve">“</w:t>
+      </w:r>
+      <w:r>
+        <w:t xml:space="preserve">Releasing an updated GUI</w:t>
+      </w:r>
+      <w:r>
+        <w:t xml:space="preserve">”</w:t>
+      </w:r>
+      <w:r>
+        <w:t xml:space="preserve"> </w:t>
+      </w:r>
+      <w:r>
+        <w:t xml:space="preserve">in the README (also SOP §4.5): merge to</w:t>
+      </w:r>
+      <w:r>
+        <w:t xml:space="preserve"> </w:t>
+      </w:r>
+      <w:r>
+        <w:rPr>
+          <w:rStyle w:val="VerbatimChar"/>
+        </w:rPr>
+        <w:t xml:space="preserve">main</w:t>
+      </w:r>
+      <w:r>
+        <w:t xml:space="preserve">, push</w:t>
+      </w:r>
+      <w:r>
+        <w:t xml:space="preserve"> </w:t>
+      </w:r>
+      <w:r>
+        <w:t xml:space="preserve">the next version tag, and the release workflow builds and attaches the exe.</w:t>
       </w:r>
     </w:p>
     <w:p>

--- a/docs/Handover_Summary.docx
+++ b/docs/Handover_Summary.docx
@@ -131,7 +131,71 @@
         <w:t xml:space="preserve"> </w:t>
       </w:r>
       <w:r>
-        <w:t xml:space="preserve">auto-saved sessions; CLI collector; self-tests pass.</w:t>
+        <w:t xml:space="preserve">auto-saved sessions; CLI collector; self-tests pass. The GUI is released as a</w:t>
+      </w:r>
+      <w:r>
+        <w:t xml:space="preserve"> </w:t>
+      </w:r>
+      <w:r>
+        <w:t xml:space="preserve">Windows program,</w:t>
+      </w:r>
+      <w:r>
+        <w:t xml:space="preserve"> </w:t>
+      </w:r>
+      <w:r>
+        <w:rPr>
+          <w:rStyle w:val="VerbatimChar"/>
+        </w:rPr>
+        <w:t xml:space="preserve">KneeGoniometerGUI.exe</w:t>
+      </w:r>
+      <w:r>
+        <w:t xml:space="preserve"> </w:t>
+      </w:r>
+      <w:r>
+        <w:t xml:space="preserve">(v1.0.0, Releases page).</w:t>
+      </w:r>
+    </w:p>
+    <w:p>
+      <w:pPr>
+        <w:numPr>
+          <w:ilvl w:val="0"/>
+          <w:numId w:val="1001"/>
+        </w:numPr>
+        <w:pStyle w:val="Compact"/>
+      </w:pPr>
+      <w:r>
+        <w:rPr>
+          <w:bCs/>
+          <w:b/>
+        </w:rPr>
+        <w:t xml:space="preserve">SOP finalised</w:t>
+      </w:r>
+      <w:r>
+        <w:t xml:space="preserve"> </w:t>
+      </w:r>
+      <w:r>
+        <w:t xml:space="preserve">(</w:t>
+      </w:r>
+      <w:r>
+        <w:rPr>
+          <w:rStyle w:val="VerbatimChar"/>
+        </w:rPr>
+        <w:t xml:space="preserve">docs/SOP_Build_and_Use.docx</w:t>
+      </w:r>
+      <w:r>
+        <w:t xml:space="preserve">, version 1.0): build, setup,</w:t>
+      </w:r>
+      <w:r>
+        <w:t xml:space="preserve"> </w:t>
+      </w:r>
+      <w:r>
+        <w:t xml:space="preserve">sessions and troubleshooting for operators; Python setup and releasing a new</w:t>
+      </w:r>
+      <w:r>
+        <w:t xml:space="preserve"> </w:t>
+      </w:r>
+      <w:r>
+        <w:t xml:space="preserve">GUI version are in its appendices.</w:t>
       </w:r>
     </w:p>
     <w:p>
@@ -1201,7 +1265,7 @@
         <w:t xml:space="preserve"> </w:t>
       </w:r>
       <w:r>
-        <w:t xml:space="preserve">in the README (also SOP §4.5): merge to</w:t>
+        <w:t xml:space="preserve">in the README (also SOP Appendix B): merge to</w:t>
       </w:r>
       <w:r>
         <w:t xml:space="preserve"> </w:t>

--- a/docs/Handover_Summary.docx
+++ b/docs/Handover_Summary.docx
@@ -728,7 +728,13 @@
         <w:t xml:space="preserve"> </w:t>
       </w:r>
       <w:r>
-        <w:t xml:space="preserve">identified, labelled and replaced.</w:t>
+        <w:t xml:space="preserve">identified, labelled and replaced. It should be the board without the red</w:t>
+      </w:r>
+      <w:r>
+        <w:t xml:space="preserve"> </w:t>
+      </w:r>
+      <w:r>
+        <w:t xml:space="preserve">wire soldered to the 3.3 V pin; confirm before replacing it.</w:t>
       </w:r>
     </w:p>
     <w:p>
